--- a/01 ปกนอกและปกใน.docx
+++ b/01 ปกนอกและปกใน.docx
@@ -1,6 +1,6 @@
 
 <file path=word/document.xml><?xml version="1.0" encoding="utf-8"?>
-<w:document xmlns:wpc="http://schemas.microsoft.com/office/word/2010/wordprocessingCanvas" xmlns:cx="http://schemas.microsoft.com/office/drawing/2014/chartex" xmlns:cx1="http://schemas.microsoft.com/office/drawing/2015/9/8/chartex" xmlns:cx2="http://schemas.microsoft.com/office/drawing/2015/10/21/chartex" xmlns:cx3="http://schemas.microsoft.com/office/drawing/2016/5/9/chartex" xmlns:cx4="http://schemas.microsoft.com/office/drawing/2016/5/10/chartex" xmlns:cx5="http://schemas.microsoft.com/office/drawing/2016/5/11/chartex" xmlns:cx6="http://schemas.microsoft.com/office/drawing/2016/5/12/chartex" xmlns:cx7="http://schemas.microsoft.com/office/drawing/2016/5/13/chartex" xmlns:cx8="http://schemas.microsoft.com/office/drawing/2016/5/14/chartex" xmlns:mc="http://schemas.openxmlformats.org/markup-compatibility/2006" xmlns:aink="http://schemas.microsoft.com/office/drawing/2016/ink" xmlns:am3d="http://schemas.microsoft.com/office/drawing/2017/model3d" xmlns:o="urn:schemas-microsoft-com:office:office" xmlns:r="http://schemas.openxmlformats.org/officeDocument/2006/relationships" xmlns:m="http://schemas.openxmlformats.org/officeDocument/2006/math" xmlns:v="urn:schemas-microsoft-com:vml" xmlns:wp14="http://schemas.microsoft.com/office/word/2010/wordprocessingDrawing" xmlns:wp="http://schemas.openxmlformats.org/drawingml/2006/wordprocessingDrawing" xmlns:w10="urn:schemas-microsoft-com:office:word" xmlns:w="http://schemas.openxmlformats.org/wordprocessingml/2006/main" xmlns:w14="http://schemas.microsoft.com/office/word/2010/wordml" xmlns:w15="http://schemas.microsoft.com/office/word/2012/wordml" xmlns:w16cid="http://schemas.microsoft.com/office/word/2016/wordml/cid" xmlns:w16se="http://schemas.microsoft.com/office/word/2015/wordml/symex" xmlns:wpg="http://schemas.microsoft.com/office/word/2010/wordprocessingGroup" xmlns:wpi="http://schemas.microsoft.com/office/word/2010/wordprocessingInk" xmlns:wne="http://schemas.microsoft.com/office/word/2006/wordml" xmlns:wps="http://schemas.microsoft.com/office/word/2010/wordprocessingShape" mc:Ignorable="w14 w15 w16se w16cid wp14">
+<w:document xmlns:wpc="http://schemas.microsoft.com/office/word/2010/wordprocessingCanvas" xmlns:cx="http://schemas.microsoft.com/office/drawing/2014/chartex" xmlns:cx1="http://schemas.microsoft.com/office/drawing/2015/9/8/chartex" xmlns:cx2="http://schemas.microsoft.com/office/drawing/2015/10/21/chartex" xmlns:cx3="http://schemas.microsoft.com/office/drawing/2016/5/9/chartex" xmlns:cx4="http://schemas.microsoft.com/office/drawing/2016/5/10/chartex" xmlns:cx5="http://schemas.microsoft.com/office/drawing/2016/5/11/chartex" xmlns:cx6="http://schemas.microsoft.com/office/drawing/2016/5/12/chartex" xmlns:cx7="http://schemas.microsoft.com/office/drawing/2016/5/13/chartex" xmlns:cx8="http://schemas.microsoft.com/office/drawing/2016/5/14/chartex" xmlns:mc="http://schemas.openxmlformats.org/markup-compatibility/2006" xmlns:aink="http://schemas.microsoft.com/office/drawing/2016/ink" xmlns:am3d="http://schemas.microsoft.com/office/drawing/2017/model3d" xmlns:o="urn:schemas-microsoft-com:office:office" xmlns:r="http://schemas.openxmlformats.org/officeDocument/2006/relationships" xmlns:m="http://schemas.openxmlformats.org/officeDocument/2006/math" xmlns:v="urn:schemas-microsoft-com:vml" xmlns:wp14="http://schemas.microsoft.com/office/word/2010/wordprocessingDrawing" xmlns:wp="http://schemas.openxmlformats.org/drawingml/2006/wordprocessingDrawing" xmlns:w10="urn:schemas-microsoft-com:office:word" xmlns:w="http://schemas.openxmlformats.org/wordprocessingml/2006/main" xmlns:w14="http://schemas.microsoft.com/office/word/2010/wordml" xmlns:w15="http://schemas.microsoft.com/office/word/2012/wordml" xmlns:w16cex="http://schemas.microsoft.com/office/word/2018/wordml/cex" xmlns:w16cid="http://schemas.microsoft.com/office/word/2016/wordml/cid" xmlns:w16="http://schemas.microsoft.com/office/word/2018/wordml" xmlns:w16sdtdh="http://schemas.microsoft.com/office/word/2020/wordml/sdtdatahash" xmlns:w16se="http://schemas.microsoft.com/office/word/2015/wordml/symex" xmlns:wpg="http://schemas.microsoft.com/office/word/2010/wordprocessingGroup" xmlns:wpi="http://schemas.microsoft.com/office/word/2010/wordprocessingInk" xmlns:wne="http://schemas.microsoft.com/office/word/2006/wordml" xmlns:wps="http://schemas.microsoft.com/office/word/2010/wordprocessingShape" mc:Ignorable="w14 w15 w16se w16cid w16 w16cex w16sdtdh wp14">
   <w:body>
     <w:p>
       <w:pPr>
@@ -12,8 +12,7 @@
           <w:szCs w:val="32"/>
         </w:rPr>
       </w:pPr>
-      <w:bookmarkStart w:id="0" w:name="_GoBack"/>
-      <w:bookmarkEnd w:id="0"/>
+      <w:bookmarkStart w:id="0" w:name="_Hlk230197506"/>
       <w:r>
         <w:rPr>
           <w:rFonts w:ascii="TH SarabunPSK" w:hAnsi="TH SarabunPSK" w:cs="TH SarabunPSK"/>
@@ -22,7 +21,7 @@
           <w:szCs w:val="32"/>
         </w:rPr>
         <w:drawing>
-          <wp:anchor distT="0" distB="0" distL="114300" distR="114300" simplePos="0" relativeHeight="251658240" behindDoc="0" locked="0" layoutInCell="1" allowOverlap="1" wp14:anchorId="7EC4B0E1" wp14:editId="2982625E">
+          <wp:anchor distT="0" distB="0" distL="114300" distR="114300" simplePos="0" relativeHeight="251658240" behindDoc="0" locked="0" layoutInCell="1" allowOverlap="1" wp14:anchorId="7EC4B0E1" wp14:editId="5DF886BB">
             <wp:simplePos x="0" y="0"/>
             <wp:positionH relativeFrom="margin">
               <wp:align>center</wp:align>
@@ -285,138 +284,10 @@
     </w:p>
     <w:p>
       <w:pPr>
-        <w:tabs>
-          <w:tab w:val="left" w:pos="1560"/>
-          <w:tab w:val="left" w:pos="3686"/>
-          <w:tab w:val="left" w:pos="5529"/>
-        </w:tabs>
-        <w:spacing w:after="0"/>
-        <w:jc w:val="center"/>
-        <w:rPr>
-          <w:rFonts w:ascii="TH SarabunPSK" w:hAnsi="TH SarabunPSK" w:cs="TH SarabunPSK"/>
-          <w:sz w:val="32"/>
-          <w:szCs w:val="32"/>
-          <w:cs/>
-        </w:rPr>
-      </w:pPr>
-      <w:r>
+        <w:spacing w:after="0"/>
+        <w:jc w:val="center"/>
         <w:rPr>
           <w:rFonts w:ascii="TH SarabunPSK" w:hAnsi="TH SarabunPSK" w:cs="TH SarabunPSK" w:hint="cs"/>
-          <w:sz w:val="32"/>
-          <w:szCs w:val="32"/>
-          <w:cs/>
-        </w:rPr>
-        <w:t>นายวัชรินทร์ สายนันท์</w:t>
-      </w:r>
-    </w:p>
-    <w:p>
-      <w:pPr>
-        <w:tabs>
-          <w:tab w:val="left" w:pos="1560"/>
-          <w:tab w:val="left" w:pos="3686"/>
-          <w:tab w:val="left" w:pos="5529"/>
-        </w:tabs>
-        <w:spacing w:after="0"/>
-        <w:jc w:val="center"/>
-        <w:rPr>
-          <w:rFonts w:ascii="TH SarabunPSK" w:hAnsi="TH SarabunPSK" w:cs="TH SarabunPSK"/>
-          <w:sz w:val="32"/>
-          <w:szCs w:val="32"/>
-        </w:rPr>
-      </w:pPr>
-      <w:r>
-        <w:rPr>
-          <w:rFonts w:ascii="TH SarabunPSK" w:hAnsi="TH SarabunPSK" w:cs="TH SarabunPSK" w:hint="cs"/>
-          <w:sz w:val="32"/>
-          <w:szCs w:val="32"/>
-          <w:cs/>
-        </w:rPr>
-        <w:t>นาย</w:t>
-      </w:r>
-      <w:r>
-        <w:rPr>
-          <w:rFonts w:ascii="TH SarabunPSK" w:hAnsi="TH SarabunPSK" w:cs="TH SarabunPSK"/>
-          <w:sz w:val="32"/>
-          <w:szCs w:val="32"/>
-          <w:cs/>
-        </w:rPr>
-        <w:t>รัช</w:t>
-      </w:r>
-      <w:proofErr w:type="spellStart"/>
-      <w:r>
-        <w:rPr>
-          <w:rFonts w:ascii="TH SarabunPSK" w:hAnsi="TH SarabunPSK" w:cs="TH SarabunPSK"/>
-          <w:sz w:val="32"/>
-          <w:szCs w:val="32"/>
-          <w:cs/>
-        </w:rPr>
-        <w:t>ช์</w:t>
-      </w:r>
-      <w:proofErr w:type="spellEnd"/>
-      <w:r>
-        <w:rPr>
-          <w:rFonts w:ascii="TH SarabunPSK" w:hAnsi="TH SarabunPSK" w:cs="TH SarabunPSK"/>
-          <w:sz w:val="32"/>
-          <w:szCs w:val="32"/>
-          <w:cs/>
-        </w:rPr>
-        <w:t>ชกฤต</w:t>
-      </w:r>
-      <w:proofErr w:type="spellStart"/>
-      <w:r>
-        <w:rPr>
-          <w:rFonts w:ascii="TH SarabunPSK" w:hAnsi="TH SarabunPSK" w:cs="TH SarabunPSK"/>
-          <w:sz w:val="32"/>
-          <w:szCs w:val="32"/>
-          <w:cs/>
-        </w:rPr>
-        <w:t>ย์</w:t>
-      </w:r>
-      <w:proofErr w:type="spellEnd"/>
-      <w:r>
-        <w:rPr>
-          <w:rFonts w:ascii="TH SarabunPSK" w:hAnsi="TH SarabunPSK" w:cs="TH SarabunPSK" w:hint="cs"/>
-          <w:sz w:val="32"/>
-          <w:szCs w:val="32"/>
-          <w:cs/>
-        </w:rPr>
-        <w:t xml:space="preserve">  </w:t>
-      </w:r>
-      <w:r>
-        <w:rPr>
-          <w:rFonts w:ascii="TH SarabunPSK" w:hAnsi="TH SarabunPSK" w:cs="TH SarabunPSK"/>
-          <w:sz w:val="32"/>
-          <w:szCs w:val="32"/>
-          <w:cs/>
-        </w:rPr>
-        <w:t>กิตติโชคธน</w:t>
-      </w:r>
-      <w:proofErr w:type="spellStart"/>
-      <w:r>
-        <w:rPr>
-          <w:rFonts w:ascii="TH SarabunPSK" w:hAnsi="TH SarabunPSK" w:cs="TH SarabunPSK"/>
-          <w:sz w:val="32"/>
-          <w:szCs w:val="32"/>
-          <w:cs/>
-        </w:rPr>
-        <w:t>วัชร</w:t>
-      </w:r>
-      <w:proofErr w:type="spellEnd"/>
-      <w:r>
-        <w:rPr>
-          <w:rFonts w:ascii="TH SarabunPSK" w:hAnsi="TH SarabunPSK" w:cs="TH SarabunPSK"/>
-          <w:sz w:val="32"/>
-          <w:szCs w:val="32"/>
-          <w:cs/>
-        </w:rPr>
-        <w:t>์</w:t>
-      </w:r>
-    </w:p>
-    <w:p>
-      <w:pPr>
-        <w:spacing w:after="0"/>
-        <w:rPr>
-          <w:rFonts w:ascii="TH SarabunPSK" w:hAnsi="TH SarabunPSK" w:cs="TH SarabunPSK"/>
           <w:b/>
           <w:bCs/>
           <w:sz w:val="40"/>
@@ -426,6 +297,248 @@
     </w:p>
     <w:p>
       <w:pPr>
+        <w:tabs>
+          <w:tab w:val="left" w:pos="1560"/>
+          <w:tab w:val="left" w:pos="2694"/>
+          <w:tab w:val="left" w:pos="3119"/>
+          <w:tab w:val="left" w:pos="3686"/>
+          <w:tab w:val="left" w:pos="4253"/>
+          <w:tab w:val="left" w:pos="4536"/>
+          <w:tab w:val="left" w:pos="5529"/>
+        </w:tabs>
+        <w:spacing w:after="0" w:line="276" w:lineRule="auto"/>
+        <w:rPr>
+          <w:rFonts w:ascii="TH SarabunPSK" w:hAnsi="TH SarabunPSK" w:cs="TH SarabunPSK" w:hint="cs"/>
+          <w:sz w:val="32"/>
+          <w:szCs w:val="32"/>
+        </w:rPr>
+      </w:pPr>
+      <w:r>
+        <w:rPr>
+          <w:rFonts w:ascii="TH SarabunPSK" w:hAnsi="TH SarabunPSK" w:cs="TH SarabunPSK"/>
+          <w:sz w:val="32"/>
+          <w:szCs w:val="32"/>
+          <w:cs/>
+        </w:rPr>
+        <w:tab/>
+      </w:r>
+      <w:r>
+        <w:rPr>
+          <w:rFonts w:ascii="TH SarabunPSK" w:hAnsi="TH SarabunPSK" w:cs="TH SarabunPSK"/>
+          <w:sz w:val="32"/>
+          <w:szCs w:val="32"/>
+          <w:cs/>
+        </w:rPr>
+        <w:tab/>
+      </w:r>
+      <w:r>
+        <w:rPr>
+          <w:rFonts w:ascii="TH SarabunPSK" w:hAnsi="TH SarabunPSK" w:cs="TH SarabunPSK"/>
+          <w:sz w:val="32"/>
+          <w:szCs w:val="32"/>
+          <w:cs/>
+        </w:rPr>
+        <w:tab/>
+      </w:r>
+      <w:r>
+        <w:rPr>
+          <w:rFonts w:ascii="TH SarabunPSK" w:hAnsi="TH SarabunPSK" w:cs="TH SarabunPSK" w:hint="cs"/>
+          <w:sz w:val="32"/>
+          <w:szCs w:val="32"/>
+          <w:cs/>
+        </w:rPr>
+        <w:t>นาย</w:t>
+      </w:r>
+      <w:r>
+        <w:rPr>
+          <w:rFonts w:ascii="TH SarabunPSK" w:hAnsi="TH SarabunPSK" w:cs="TH SarabunPSK"/>
+          <w:sz w:val="32"/>
+          <w:szCs w:val="32"/>
+          <w:cs/>
+        </w:rPr>
+        <w:t>รัช</w:t>
+      </w:r>
+      <w:proofErr w:type="spellStart"/>
+      <w:r>
+        <w:rPr>
+          <w:rFonts w:ascii="TH SarabunPSK" w:hAnsi="TH SarabunPSK" w:cs="TH SarabunPSK"/>
+          <w:sz w:val="32"/>
+          <w:szCs w:val="32"/>
+          <w:cs/>
+        </w:rPr>
+        <w:t>ช์</w:t>
+      </w:r>
+      <w:proofErr w:type="spellEnd"/>
+      <w:r>
+        <w:rPr>
+          <w:rFonts w:ascii="TH SarabunPSK" w:hAnsi="TH SarabunPSK" w:cs="TH SarabunPSK"/>
+          <w:sz w:val="32"/>
+          <w:szCs w:val="32"/>
+          <w:cs/>
+        </w:rPr>
+        <w:t>ชกฤต</w:t>
+      </w:r>
+      <w:proofErr w:type="spellStart"/>
+      <w:r>
+        <w:rPr>
+          <w:rFonts w:ascii="TH SarabunPSK" w:hAnsi="TH SarabunPSK" w:cs="TH SarabunPSK"/>
+          <w:sz w:val="32"/>
+          <w:szCs w:val="32"/>
+          <w:cs/>
+        </w:rPr>
+        <w:t>ย์</w:t>
+      </w:r>
+      <w:proofErr w:type="spellEnd"/>
+      <w:r>
+        <w:rPr>
+          <w:rFonts w:ascii="TH SarabunPSK" w:hAnsi="TH SarabunPSK" w:cs="TH SarabunPSK"/>
+          <w:sz w:val="32"/>
+          <w:szCs w:val="32"/>
+          <w:cs/>
+        </w:rPr>
+        <w:tab/>
+      </w:r>
+      <w:r>
+        <w:rPr>
+          <w:rFonts w:ascii="TH SarabunPSK" w:hAnsi="TH SarabunPSK" w:cs="TH SarabunPSK"/>
+          <w:sz w:val="32"/>
+          <w:szCs w:val="32"/>
+          <w:cs/>
+        </w:rPr>
+        <w:t>กิตติโชคธน</w:t>
+      </w:r>
+      <w:proofErr w:type="spellStart"/>
+      <w:r>
+        <w:rPr>
+          <w:rFonts w:ascii="TH SarabunPSK" w:hAnsi="TH SarabunPSK" w:cs="TH SarabunPSK"/>
+          <w:sz w:val="32"/>
+          <w:szCs w:val="32"/>
+          <w:cs/>
+        </w:rPr>
+        <w:t>วั</w:t>
+      </w:r>
+      <w:proofErr w:type="spellEnd"/>
+      <w:r>
+        <w:rPr>
+          <w:rFonts w:ascii="TH SarabunPSK" w:hAnsi="TH SarabunPSK" w:cs="TH SarabunPSK"/>
+          <w:sz w:val="32"/>
+          <w:szCs w:val="32"/>
+          <w:cs/>
+        </w:rPr>
+        <w:t>ชร์</w:t>
+      </w:r>
+    </w:p>
+    <w:p>
+      <w:pPr>
+        <w:tabs>
+          <w:tab w:val="left" w:pos="1560"/>
+          <w:tab w:val="left" w:pos="2694"/>
+          <w:tab w:val="left" w:pos="3119"/>
+          <w:tab w:val="left" w:pos="3686"/>
+          <w:tab w:val="left" w:pos="4253"/>
+          <w:tab w:val="left" w:pos="4536"/>
+          <w:tab w:val="left" w:pos="5529"/>
+        </w:tabs>
+        <w:spacing w:after="0" w:line="276" w:lineRule="auto"/>
+        <w:rPr>
+          <w:rFonts w:ascii="TH SarabunPSK" w:hAnsi="TH SarabunPSK" w:cs="TH SarabunPSK"/>
+          <w:sz w:val="32"/>
+          <w:szCs w:val="32"/>
+          <w:cs/>
+        </w:rPr>
+      </w:pPr>
+      <w:r>
+        <w:rPr>
+          <w:rFonts w:ascii="TH SarabunPSK" w:hAnsi="TH SarabunPSK" w:cs="TH SarabunPSK"/>
+          <w:sz w:val="32"/>
+          <w:szCs w:val="32"/>
+          <w:cs/>
+        </w:rPr>
+        <w:tab/>
+      </w:r>
+      <w:r>
+        <w:rPr>
+          <w:rFonts w:ascii="TH SarabunPSK" w:hAnsi="TH SarabunPSK" w:cs="TH SarabunPSK"/>
+          <w:sz w:val="32"/>
+          <w:szCs w:val="32"/>
+          <w:cs/>
+        </w:rPr>
+        <w:tab/>
+      </w:r>
+      <w:r>
+        <w:rPr>
+          <w:rFonts w:ascii="TH SarabunPSK" w:hAnsi="TH SarabunPSK" w:cs="TH SarabunPSK"/>
+          <w:sz w:val="32"/>
+          <w:szCs w:val="32"/>
+          <w:cs/>
+        </w:rPr>
+        <w:tab/>
+      </w:r>
+      <w:r>
+        <w:rPr>
+          <w:rFonts w:ascii="TH SarabunPSK" w:hAnsi="TH SarabunPSK" w:cs="TH SarabunPSK" w:hint="cs"/>
+          <w:sz w:val="32"/>
+          <w:szCs w:val="32"/>
+          <w:cs/>
+        </w:rPr>
+        <w:t xml:space="preserve">นายวัชรินทร์ </w:t>
+      </w:r>
+      <w:r>
+        <w:rPr>
+          <w:rFonts w:ascii="TH SarabunPSK" w:hAnsi="TH SarabunPSK" w:cs="TH SarabunPSK"/>
+          <w:sz w:val="32"/>
+          <w:szCs w:val="32"/>
+          <w:cs/>
+        </w:rPr>
+        <w:tab/>
+      </w:r>
+      <w:r>
+        <w:rPr>
+          <w:rFonts w:ascii="TH SarabunPSK" w:hAnsi="TH SarabunPSK" w:cs="TH SarabunPSK"/>
+          <w:sz w:val="32"/>
+          <w:szCs w:val="32"/>
+          <w:cs/>
+        </w:rPr>
+        <w:tab/>
+      </w:r>
+      <w:r>
+        <w:rPr>
+          <w:rFonts w:ascii="TH SarabunPSK" w:hAnsi="TH SarabunPSK" w:cs="TH SarabunPSK" w:hint="cs"/>
+          <w:sz w:val="32"/>
+          <w:szCs w:val="32"/>
+          <w:cs/>
+        </w:rPr>
+        <w:t>สายนันท์</w:t>
+      </w:r>
+    </w:p>
+    <w:p>
+      <w:pPr>
+        <w:tabs>
+          <w:tab w:val="left" w:pos="1560"/>
+          <w:tab w:val="left" w:pos="2694"/>
+          <w:tab w:val="left" w:pos="3686"/>
+          <w:tab w:val="left" w:pos="4253"/>
+          <w:tab w:val="left" w:pos="5529"/>
+        </w:tabs>
+        <w:spacing w:after="0" w:line="276" w:lineRule="auto"/>
+        <w:rPr>
+          <w:rFonts w:ascii="TH SarabunPSK" w:hAnsi="TH SarabunPSK" w:cs="TH SarabunPSK" w:hint="cs"/>
+          <w:sz w:val="32"/>
+          <w:szCs w:val="32"/>
+        </w:rPr>
+      </w:pPr>
+      <w:r>
+        <w:rPr>
+          <w:rFonts w:ascii="TH SarabunPSK" w:hAnsi="TH SarabunPSK" w:cs="TH SarabunPSK"/>
+          <w:sz w:val="32"/>
+          <w:szCs w:val="32"/>
+          <w:cs/>
+        </w:rPr>
+        <w:tab/>
+      </w:r>
+    </w:p>
+    <w:p>
+      <w:pPr>
         <w:spacing w:after="0"/>
         <w:rPr>
           <w:rFonts w:ascii="TH SarabunPSK" w:hAnsi="TH SarabunPSK" w:cs="TH SarabunPSK"/>
@@ -475,6 +588,42 @@
     <w:p>
       <w:pPr>
         <w:spacing w:after="0"/>
+        <w:rPr>
+          <w:rFonts w:ascii="TH SarabunPSK" w:hAnsi="TH SarabunPSK" w:cs="TH SarabunPSK"/>
+          <w:b/>
+          <w:bCs/>
+          <w:sz w:val="40"/>
+          <w:szCs w:val="40"/>
+        </w:rPr>
+      </w:pPr>
+    </w:p>
+    <w:p>
+      <w:pPr>
+        <w:spacing w:after="0" w:line="276" w:lineRule="auto"/>
+        <w:rPr>
+          <w:rFonts w:ascii="TH SarabunPSK" w:hAnsi="TH SarabunPSK" w:cs="TH SarabunPSK"/>
+          <w:b/>
+          <w:bCs/>
+          <w:sz w:val="40"/>
+          <w:szCs w:val="40"/>
+        </w:rPr>
+      </w:pPr>
+    </w:p>
+    <w:p>
+      <w:pPr>
+        <w:spacing w:after="0" w:line="276" w:lineRule="auto"/>
+        <w:rPr>
+          <w:rFonts w:ascii="TH SarabunPSK" w:hAnsi="TH SarabunPSK" w:cs="TH SarabunPSK"/>
+          <w:b/>
+          <w:bCs/>
+          <w:sz w:val="40"/>
+          <w:szCs w:val="40"/>
+        </w:rPr>
+      </w:pPr>
+    </w:p>
+    <w:p>
+      <w:pPr>
+        <w:spacing w:after="0" w:line="276" w:lineRule="auto"/>
         <w:ind w:firstLine="720"/>
         <w:jc w:val="center"/>
         <w:rPr>
@@ -495,7 +644,7 @@
     </w:p>
     <w:p>
       <w:pPr>
-        <w:spacing w:after="0"/>
+        <w:spacing w:after="0" w:line="276" w:lineRule="auto"/>
         <w:ind w:firstLine="720"/>
         <w:jc w:val="center"/>
         <w:rPr>
@@ -516,42 +665,22 @@
     </w:p>
     <w:p>
       <w:pPr>
-        <w:spacing w:after="0"/>
-        <w:jc w:val="center"/>
-        <w:rPr>
-          <w:rFonts w:ascii="TH SarabunPSK" w:hAnsi="TH SarabunPSK" w:cs="TH SarabunPSK"/>
-          <w:sz w:val="32"/>
-          <w:szCs w:val="32"/>
-        </w:rPr>
-      </w:pPr>
-      <w:r>
-        <w:rPr>
-          <w:rFonts w:ascii="TH SarabunPSK" w:hAnsi="TH SarabunPSK" w:cs="TH SarabunPSK"/>
-          <w:sz w:val="32"/>
-          <w:szCs w:val="32"/>
-          <w:cs/>
-        </w:rPr>
-        <w:t>คณะอุตสาหกรรมและเทคโนโลยี</w:t>
-      </w:r>
-    </w:p>
-    <w:p>
-      <w:pPr>
-        <w:spacing w:after="0"/>
-        <w:jc w:val="center"/>
-        <w:rPr>
-          <w:rFonts w:ascii="TH SarabunPSK" w:hAnsi="TH SarabunPSK" w:cs="TH SarabunPSK"/>
-          <w:sz w:val="32"/>
-          <w:szCs w:val="32"/>
-        </w:rPr>
-      </w:pPr>
-      <w:r>
-        <w:rPr>
-          <w:rFonts w:ascii="TH SarabunPSK" w:hAnsi="TH SarabunPSK" w:cs="TH SarabunPSK"/>
-          <w:sz w:val="32"/>
-          <w:szCs w:val="32"/>
-          <w:cs/>
-        </w:rPr>
-        <w:t>มหาวิทยาลัยเทคโนโลยีราชมงคลรัตนโกสินทร์ วิทยาเขตวังไกลกังวล</w:t>
+        <w:spacing w:after="0" w:line="276" w:lineRule="auto"/>
+        <w:jc w:val="center"/>
+        <w:rPr>
+          <w:rFonts w:ascii="TH SarabunPSK" w:hAnsi="TH SarabunPSK" w:cs="TH SarabunPSK"/>
+          <w:sz w:val="32"/>
+          <w:szCs w:val="32"/>
+        </w:rPr>
+      </w:pPr>
+      <w:r>
+        <w:rPr>
+          <w:rFonts w:ascii="TH SarabunPSK" w:hAnsi="TH SarabunPSK" w:cs="TH SarabunPSK"/>
+          <w:sz w:val="32"/>
+          <w:szCs w:val="32"/>
+          <w:cs/>
+        </w:rPr>
+        <w:t>คณะอุตสาหกรรมและเทคโนโลยีมหาวิทยาลัยเทคโนโลยีราชมงคลรัตนโกสินทร์ วิทยาเขตวังไกลกังวล</w:t>
       </w:r>
       <w:r>
         <w:rPr>
@@ -562,6 +691,17 @@
         </w:rPr>
         <w:t xml:space="preserve"> </w:t>
       </w:r>
+    </w:p>
+    <w:p>
+      <w:pPr>
+        <w:spacing w:after="0" w:line="276" w:lineRule="auto"/>
+        <w:jc w:val="center"/>
+        <w:rPr>
+          <w:rFonts w:ascii="TH SarabunPSK" w:hAnsi="TH SarabunPSK" w:cs="TH SarabunPSK"/>
+          <w:sz w:val="32"/>
+          <w:szCs w:val="32"/>
+        </w:rPr>
+      </w:pPr>
       <w:r>
         <w:rPr>
           <w:rFonts w:ascii="TH SarabunPSK" w:hAnsi="TH SarabunPSK" w:cs="TH SarabunPSK"/>
@@ -574,20 +714,35 @@
     </w:p>
     <w:p>
       <w:pPr>
-        <w:rPr>
-          <w:rFonts w:ascii="TH SarabunPSK" w:hAnsi="TH SarabunPSK" w:cs="TH SarabunPSK"/>
-          <w:sz w:val="32"/>
-          <w:szCs w:val="32"/>
-        </w:rPr>
-      </w:pPr>
-      <w:r>
-        <w:rPr>
-          <w:rFonts w:ascii="TH SarabunPSK" w:hAnsi="TH SarabunPSK" w:cs="TH SarabunPSK"/>
-          <w:sz w:val="32"/>
-          <w:szCs w:val="32"/>
-        </w:rPr>
-        <w:br w:type="page"/>
-      </w:r>
+        <w:spacing w:after="0" w:line="276" w:lineRule="auto"/>
+        <w:jc w:val="center"/>
+        <w:rPr>
+          <w:rFonts w:ascii="TH SarabunPSK" w:hAnsi="TH SarabunPSK" w:cs="TH SarabunPSK"/>
+          <w:sz w:val="32"/>
+          <w:szCs w:val="32"/>
+        </w:rPr>
+      </w:pPr>
+      <w:r>
+        <w:rPr>
+          <w:rFonts w:ascii="TH SarabunPSK" w:hAnsi="TH SarabunPSK" w:cs="TH SarabunPSK"/>
+          <w:sz w:val="32"/>
+          <w:szCs w:val="32"/>
+          <w:cs/>
+        </w:rPr>
+        <w:t>ลิขสิทธิ์ของมหาวิทยาลัยเทคโนโลยีราชมงคลรัตนโกสินทร์ วิทยาเขตวังไกลกังวล</w:t>
+      </w:r>
+      <w:bookmarkEnd w:id="0"/>
+    </w:p>
+    <w:p>
+      <w:pPr>
+        <w:spacing w:after="0" w:line="276" w:lineRule="auto"/>
+        <w:jc w:val="center"/>
+        <w:rPr>
+          <w:rFonts w:ascii="TH SarabunPSK" w:hAnsi="TH SarabunPSK" w:cs="TH SarabunPSK"/>
+          <w:sz w:val="32"/>
+          <w:szCs w:val="32"/>
+        </w:rPr>
+      </w:pPr>
     </w:p>
     <w:p>
       <w:pPr>
@@ -608,18 +763,18 @@
         </w:rPr>
         <w:lastRenderedPageBreak/>
         <w:drawing>
-          <wp:anchor distT="0" distB="0" distL="114300" distR="114300" simplePos="0" relativeHeight="251660288" behindDoc="0" locked="0" layoutInCell="1" allowOverlap="1" wp14:anchorId="4F8A0A36" wp14:editId="77A8A808">
+          <wp:anchor distT="0" distB="0" distL="114300" distR="114300" simplePos="0" relativeHeight="251663360" behindDoc="0" locked="0" layoutInCell="1" allowOverlap="1" wp14:anchorId="20FC7F37" wp14:editId="353E352E">
             <wp:simplePos x="0" y="0"/>
             <wp:positionH relativeFrom="margin">
               <wp:align>center</wp:align>
             </wp:positionH>
             <wp:positionV relativeFrom="paragraph">
-              <wp:posOffset>-4519</wp:posOffset>
+              <wp:posOffset>9525</wp:posOffset>
             </wp:positionV>
             <wp:extent cx="1080000" cy="1980000"/>
             <wp:effectExtent l="0" t="0" r="6350" b="1270"/>
             <wp:wrapNone/>
-            <wp:docPr id="4" name="รูปภาพ 2"/>
+            <wp:docPr id="53" name="รูปภาพ 2"/>
             <wp:cNvGraphicFramePr>
               <a:graphicFrameLocks xmlns:a="http://schemas.openxmlformats.org/drawingml/2006/main"/>
             </wp:cNvGraphicFramePr>
@@ -663,109 +818,133 @@
           </wp:anchor>
         </w:drawing>
       </w:r>
-    </w:p>
-    <w:p>
-      <w:pPr>
-        <w:spacing w:after="0"/>
-        <w:jc w:val="center"/>
-        <w:rPr>
-          <w:rFonts w:ascii="TH SarabunPSK" w:hAnsi="TH SarabunPSK" w:cs="TH SarabunPSK"/>
-          <w:sz w:val="32"/>
-          <w:szCs w:val="32"/>
-        </w:rPr>
-      </w:pPr>
-    </w:p>
-    <w:p>
-      <w:pPr>
-        <w:spacing w:after="0"/>
-        <w:jc w:val="center"/>
-        <w:rPr>
-          <w:rFonts w:ascii="TH SarabunPSK" w:hAnsi="TH SarabunPSK" w:cs="TH SarabunPSK"/>
-          <w:sz w:val="32"/>
-          <w:szCs w:val="32"/>
-        </w:rPr>
-      </w:pPr>
-    </w:p>
-    <w:p>
-      <w:pPr>
-        <w:spacing w:after="0"/>
-        <w:jc w:val="center"/>
-        <w:rPr>
-          <w:rFonts w:ascii="TH SarabunPSK" w:hAnsi="TH SarabunPSK" w:cs="TH SarabunPSK"/>
-          <w:sz w:val="32"/>
-          <w:szCs w:val="32"/>
-        </w:rPr>
-      </w:pPr>
-    </w:p>
-    <w:p>
-      <w:pPr>
-        <w:spacing w:after="0"/>
-        <w:jc w:val="center"/>
-        <w:rPr>
-          <w:rFonts w:ascii="TH SarabunPSK" w:hAnsi="TH SarabunPSK" w:cs="TH SarabunPSK"/>
-          <w:sz w:val="32"/>
-          <w:szCs w:val="32"/>
-        </w:rPr>
-      </w:pPr>
-    </w:p>
-    <w:p>
-      <w:pPr>
-        <w:spacing w:after="0"/>
-        <w:jc w:val="center"/>
-        <w:rPr>
-          <w:rFonts w:ascii="TH SarabunPSK" w:hAnsi="TH SarabunPSK" w:cs="TH SarabunPSK"/>
-          <w:sz w:val="32"/>
-          <w:szCs w:val="32"/>
-        </w:rPr>
-      </w:pPr>
-    </w:p>
-    <w:p>
-      <w:pPr>
-        <w:spacing w:after="0"/>
-        <w:jc w:val="center"/>
-        <w:rPr>
-          <w:rFonts w:ascii="TH SarabunPSK" w:hAnsi="TH SarabunPSK" w:cs="TH SarabunPSK"/>
-          <w:sz w:val="32"/>
-          <w:szCs w:val="32"/>
-        </w:rPr>
-      </w:pPr>
-    </w:p>
-    <w:p>
-      <w:pPr>
-        <w:spacing w:after="0"/>
-        <w:jc w:val="center"/>
-        <w:rPr>
-          <w:rFonts w:ascii="TH SarabunPSK" w:eastAsia="Times New Roman" w:hAnsi="TH SarabunPSK" w:cs="TH SarabunPSK"/>
-          <w:kern w:val="0"/>
-          <w:sz w:val="32"/>
-          <w:szCs w:val="32"/>
-          <w14:ligatures w14:val="none"/>
-        </w:rPr>
-      </w:pPr>
-    </w:p>
-    <w:p>
-      <w:pPr>
-        <w:spacing w:after="0"/>
-        <w:jc w:val="center"/>
-        <w:rPr>
-          <w:rFonts w:ascii="TH SarabunPSK" w:eastAsia="Times New Roman" w:hAnsi="TH SarabunPSK" w:cs="TH SarabunPSK"/>
-          <w:kern w:val="0"/>
-          <w:sz w:val="32"/>
-          <w:szCs w:val="32"/>
-          <w14:ligatures w14:val="none"/>
-        </w:rPr>
-      </w:pPr>
-    </w:p>
-    <w:p>
-      <w:pPr>
-        <w:spacing w:after="0"/>
-        <w:jc w:val="center"/>
-        <w:rPr>
-          <w:rFonts w:ascii="TH SarabunPSK" w:eastAsia="Times New Roman" w:hAnsi="TH SarabunPSK" w:cs="TH SarabunPSK"/>
-          <w:kern w:val="0"/>
-          <w:sz w:val="32"/>
-          <w:szCs w:val="32"/>
-          <w14:ligatures w14:val="none"/>
+      <w:r>
+        <w:rPr>
+          <w:rFonts w:ascii="TH Sarabun PSK" w:hAnsi="TH Sarabun PSK"/>
+          <w:color w:val="000000"/>
+          <w:sz w:val="32"/>
+          <w:szCs w:val="32"/>
+          <w:bdr w:val="none" w:sz="0" w:space="0" w:color="auto" w:frame="1"/>
+        </w:rPr>
+        <w:fldChar w:fldCharType="begin"/>
+      </w:r>
+      <w:r>
+        <w:rPr>
+          <w:rFonts w:ascii="TH Sarabun PSK" w:hAnsi="TH Sarabun PSK"/>
+          <w:color w:val="000000"/>
+          <w:sz w:val="32"/>
+          <w:szCs w:val="32"/>
+          <w:bdr w:val="none" w:sz="0" w:space="0" w:color="auto" w:frame="1"/>
+        </w:rPr>
+        <w:instrText xml:space="preserve"> INCLUDEPICTURE "https://lh7-rt.googleusercontent.com/docsz/AD_4nXfze_6xoj3vWq4u0kq-79ZQRsaN75OcgL8Lw-GmioPjMkYeq6JlIM7rbVVccf1zJAu-1hsETwQhBmwQuiLdNYXZBIlRJr_ECE5jLw_eF7fYilTcVSQNvh5WxPxJ2zTo3Qjqs_p6RZqD-KKw_H5MqA?key=GAABqD_-0LYsQo7hhZmwig" \* MERGEFORMATINET </w:instrText>
+      </w:r>
+      <w:r>
+        <w:rPr>
+          <w:rFonts w:ascii="TH Sarabun PSK" w:hAnsi="TH Sarabun PSK"/>
+          <w:color w:val="000000"/>
+          <w:sz w:val="32"/>
+          <w:szCs w:val="32"/>
+          <w:bdr w:val="none" w:sz="0" w:space="0" w:color="auto" w:frame="1"/>
+        </w:rPr>
+        <w:fldChar w:fldCharType="end"/>
+      </w:r>
+    </w:p>
+    <w:p>
+      <w:pPr>
+        <w:spacing w:after="0"/>
+        <w:jc w:val="center"/>
+        <w:rPr>
+          <w:rFonts w:ascii="TH SarabunPSK" w:hAnsi="TH SarabunPSK" w:cs="TH SarabunPSK"/>
+          <w:sz w:val="32"/>
+          <w:szCs w:val="32"/>
+        </w:rPr>
+      </w:pPr>
+    </w:p>
+    <w:p>
+      <w:pPr>
+        <w:spacing w:after="0"/>
+        <w:jc w:val="center"/>
+        <w:rPr>
+          <w:rFonts w:ascii="TH SarabunPSK" w:hAnsi="TH SarabunPSK" w:cs="TH SarabunPSK"/>
+          <w:sz w:val="32"/>
+          <w:szCs w:val="32"/>
+        </w:rPr>
+      </w:pPr>
+    </w:p>
+    <w:p>
+      <w:pPr>
+        <w:spacing w:after="0"/>
+        <w:jc w:val="center"/>
+        <w:rPr>
+          <w:rFonts w:ascii="TH SarabunPSK" w:hAnsi="TH SarabunPSK" w:cs="TH SarabunPSK"/>
+          <w:sz w:val="32"/>
+          <w:szCs w:val="32"/>
+        </w:rPr>
+      </w:pPr>
+    </w:p>
+    <w:p>
+      <w:pPr>
+        <w:spacing w:after="0"/>
+        <w:jc w:val="center"/>
+        <w:rPr>
+          <w:rFonts w:ascii="TH SarabunPSK" w:hAnsi="TH SarabunPSK" w:cs="TH SarabunPSK"/>
+          <w:sz w:val="32"/>
+          <w:szCs w:val="32"/>
+        </w:rPr>
+      </w:pPr>
+    </w:p>
+    <w:p>
+      <w:pPr>
+        <w:spacing w:after="0"/>
+        <w:jc w:val="center"/>
+        <w:rPr>
+          <w:rFonts w:ascii="TH SarabunPSK" w:hAnsi="TH SarabunPSK" w:cs="TH SarabunPSK"/>
+          <w:sz w:val="32"/>
+          <w:szCs w:val="32"/>
+        </w:rPr>
+      </w:pPr>
+    </w:p>
+    <w:p>
+      <w:pPr>
+        <w:spacing w:after="0"/>
+        <w:jc w:val="center"/>
+        <w:rPr>
+          <w:rFonts w:ascii="TH SarabunPSK" w:hAnsi="TH SarabunPSK" w:cs="TH SarabunPSK"/>
+          <w:sz w:val="32"/>
+          <w:szCs w:val="32"/>
+        </w:rPr>
+      </w:pPr>
+    </w:p>
+    <w:p>
+      <w:pPr>
+        <w:spacing w:after="0"/>
+        <w:jc w:val="center"/>
+        <w:rPr>
+          <w:rFonts w:ascii="TH SarabunPSK" w:hAnsi="TH SarabunPSK" w:cs="TH SarabunPSK"/>
+          <w:sz w:val="32"/>
+          <w:szCs w:val="32"/>
+        </w:rPr>
+      </w:pPr>
+    </w:p>
+    <w:p>
+      <w:pPr>
+        <w:spacing w:after="0"/>
+        <w:jc w:val="center"/>
+        <w:rPr>
+          <w:rFonts w:ascii="TH SarabunPSK" w:hAnsi="TH SarabunPSK" w:cs="TH SarabunPSK"/>
+          <w:sz w:val="32"/>
+          <w:szCs w:val="32"/>
+        </w:rPr>
+      </w:pPr>
+    </w:p>
+    <w:p>
+      <w:pPr>
+        <w:spacing w:after="0"/>
+        <w:jc w:val="center"/>
+        <w:rPr>
+          <w:rFonts w:ascii="TH SarabunPSK" w:hAnsi="TH SarabunPSK" w:cs="TH SarabunPSK"/>
+          <w:sz w:val="32"/>
+          <w:szCs w:val="32"/>
         </w:rPr>
       </w:pPr>
     </w:p>
@@ -797,6 +976,19 @@
         <w:spacing w:after="0"/>
         <w:jc w:val="center"/>
         <w:rPr>
+          <w:rFonts w:ascii="TH SarabunPSK" w:eastAsia="Times New Roman" w:hAnsi="TH SarabunPSK" w:cs="TH SarabunPSK"/>
+          <w:kern w:val="0"/>
+          <w:sz w:val="40"/>
+          <w:szCs w:val="40"/>
+          <w14:ligatures w14:val="none"/>
+        </w:rPr>
+      </w:pPr>
+    </w:p>
+    <w:p>
+      <w:pPr>
+        <w:spacing w:after="0"/>
+        <w:jc w:val="center"/>
+        <w:rPr>
           <w:rFonts w:ascii="TH SarabunPSK" w:hAnsi="TH SarabunPSK" w:cs="TH SarabunPSK"/>
           <w:b/>
           <w:bCs/>
@@ -820,7 +1012,7 @@
     </w:p>
     <w:p>
       <w:pPr>
-        <w:spacing w:after="0"/>
+        <w:spacing w:after="0" w:line="276" w:lineRule="auto"/>
         <w:jc w:val="center"/>
         <w:rPr>
           <w:rFonts w:ascii="TH SarabunPSK" w:hAnsi="TH SarabunPSK" w:cs="TH SarabunPSK"/>
@@ -833,48 +1025,134 @@
     </w:p>
     <w:p>
       <w:pPr>
-        <w:tabs>
-          <w:tab w:val="left" w:pos="1560"/>
-          <w:tab w:val="left" w:pos="3686"/>
-          <w:tab w:val="left" w:pos="5529"/>
-        </w:tabs>
-        <w:spacing w:after="0"/>
-        <w:jc w:val="center"/>
-        <w:rPr>
-          <w:rFonts w:ascii="TH SarabunPSK" w:hAnsi="TH SarabunPSK" w:cs="TH SarabunPSK"/>
-          <w:sz w:val="32"/>
-          <w:szCs w:val="32"/>
-        </w:rPr>
-      </w:pPr>
-      <w:r>
-        <w:rPr>
-          <w:rFonts w:ascii="TH SarabunPSK" w:hAnsi="TH SarabunPSK" w:cs="TH SarabunPSK"/>
-          <w:sz w:val="32"/>
-          <w:szCs w:val="32"/>
-        </w:rPr>
-        <w:t>Watcharin Sainan</w:t>
-      </w:r>
-      <w:r>
+        <w:spacing w:after="0" w:line="276" w:lineRule="auto"/>
+        <w:jc w:val="center"/>
         <w:rPr>
           <w:rFonts w:ascii="TH SarabunPSK" w:hAnsi="TH SarabunPSK" w:cs="TH SarabunPSK" w:hint="cs"/>
-          <w:sz w:val="32"/>
-          <w:szCs w:val="32"/>
-        </w:rPr>
-        <w:t xml:space="preserve"> </w:t>
-      </w:r>
-    </w:p>
-    <w:p>
-      <w:pPr>
-        <w:spacing w:after="0"/>
-        <w:jc w:val="center"/>
-        <w:rPr>
-          <w:rFonts w:ascii="TH SarabunPSK" w:hAnsi="TH SarabunPSK" w:cs="TH SarabunPSK"/>
           <w:b/>
           <w:bCs/>
           <w:sz w:val="40"/>
           <w:szCs w:val="40"/>
         </w:rPr>
       </w:pPr>
+    </w:p>
+    <w:p>
+      <w:pPr>
+        <w:tabs>
+          <w:tab w:val="left" w:pos="1560"/>
+          <w:tab w:val="left" w:pos="2694"/>
+          <w:tab w:val="left" w:pos="3119"/>
+          <w:tab w:val="left" w:pos="3686"/>
+          <w:tab w:val="left" w:pos="4253"/>
+          <w:tab w:val="left" w:pos="4536"/>
+          <w:tab w:val="left" w:pos="5529"/>
+        </w:tabs>
+        <w:spacing w:after="0" w:line="276" w:lineRule="auto"/>
+        <w:rPr>
+          <w:rFonts w:ascii="TH SarabunPSK" w:hAnsi="TH SarabunPSK" w:cs="TH SarabunPSK" w:hint="cs"/>
+          <w:sz w:val="32"/>
+          <w:szCs w:val="32"/>
+        </w:rPr>
+      </w:pPr>
+      <w:r>
+        <w:rPr>
+          <w:rFonts w:ascii="TH SarabunPSK" w:hAnsi="TH SarabunPSK" w:cs="TH SarabunPSK"/>
+          <w:sz w:val="32"/>
+          <w:szCs w:val="32"/>
+          <w:cs/>
+        </w:rPr>
+        <w:tab/>
+      </w:r>
+      <w:r>
+        <w:rPr>
+          <w:rFonts w:ascii="TH SarabunPSK" w:hAnsi="TH SarabunPSK" w:cs="TH SarabunPSK"/>
+          <w:sz w:val="32"/>
+          <w:szCs w:val="32"/>
+          <w:cs/>
+        </w:rPr>
+        <w:tab/>
+      </w:r>
+      <w:r>
+        <w:rPr>
+          <w:rFonts w:ascii="TH SarabunPSK" w:hAnsi="TH SarabunPSK" w:cs="TH SarabunPSK"/>
+          <w:sz w:val="32"/>
+          <w:szCs w:val="32"/>
+          <w:cs/>
+        </w:rPr>
+        <w:tab/>
+      </w:r>
+      <w:r>
+        <w:rPr>
+          <w:rFonts w:ascii="TH SarabunPSK" w:hAnsi="TH SarabunPSK" w:cs="TH SarabunPSK"/>
+          <w:sz w:val="32"/>
+          <w:szCs w:val="32"/>
+        </w:rPr>
+        <w:t xml:space="preserve">Ratchakit </w:t>
+      </w:r>
+      <w:r>
+        <w:rPr>
+          <w:rFonts w:ascii="TH SarabunPSK" w:hAnsi="TH SarabunPSK" w:cs="TH SarabunPSK"/>
+          <w:sz w:val="32"/>
+          <w:szCs w:val="32"/>
+          <w:cs/>
+        </w:rPr>
+        <w:tab/>
+      </w:r>
+      <w:r>
+        <w:rPr>
+          <w:rFonts w:ascii="TH SarabunPSK" w:hAnsi="TH SarabunPSK" w:cs="TH SarabunPSK"/>
+          <w:sz w:val="32"/>
+          <w:szCs w:val="32"/>
+        </w:rPr>
+        <w:t>Kittichokthanawat</w:t>
+      </w:r>
+    </w:p>
+    <w:p>
+      <w:pPr>
+        <w:tabs>
+          <w:tab w:val="left" w:pos="1560"/>
+          <w:tab w:val="left" w:pos="2694"/>
+          <w:tab w:val="left" w:pos="3119"/>
+          <w:tab w:val="left" w:pos="3686"/>
+          <w:tab w:val="left" w:pos="4253"/>
+          <w:tab w:val="left" w:pos="4536"/>
+          <w:tab w:val="left" w:pos="5529"/>
+        </w:tabs>
+        <w:spacing w:after="0" w:line="276" w:lineRule="auto"/>
+        <w:rPr>
+          <w:rFonts w:ascii="TH SarabunPSK" w:hAnsi="TH SarabunPSK" w:cs="TH SarabunPSK"/>
+          <w:sz w:val="32"/>
+          <w:szCs w:val="32"/>
+          <w:cs/>
+        </w:rPr>
+      </w:pPr>
+      <w:r>
+        <w:rPr>
+          <w:rFonts w:ascii="TH SarabunPSK" w:hAnsi="TH SarabunPSK" w:cs="TH SarabunPSK"/>
+          <w:sz w:val="32"/>
+          <w:szCs w:val="32"/>
+          <w:cs/>
+        </w:rPr>
+        <w:tab/>
+      </w:r>
+      <w:r>
+        <w:rPr>
+          <w:rFonts w:ascii="TH SarabunPSK" w:hAnsi="TH SarabunPSK" w:cs="TH SarabunPSK"/>
+          <w:sz w:val="32"/>
+          <w:szCs w:val="32"/>
+          <w:cs/>
+        </w:rPr>
+        <w:tab/>
+      </w:r>
+      <w:r>
+        <w:rPr>
+          <w:rFonts w:ascii="TH SarabunPSK" w:hAnsi="TH SarabunPSK" w:cs="TH SarabunPSK"/>
+          <w:sz w:val="32"/>
+          <w:szCs w:val="32"/>
+          <w:cs/>
+        </w:rPr>
+        <w:tab/>
+      </w:r>
       <w:proofErr w:type="spellStart"/>
       <w:r>
         <w:rPr>
@@ -882,7 +1160,7 @@
           <w:sz w:val="32"/>
           <w:szCs w:val="32"/>
         </w:rPr>
-        <w:t>Ratchakit</w:t>
+        <w:t>Watcharin</w:t>
       </w:r>
       <w:proofErr w:type="spellEnd"/>
       <w:r>
@@ -891,7 +1169,7 @@
           <w:sz w:val="32"/>
           <w:szCs w:val="32"/>
         </w:rPr>
-        <w:t xml:space="preserve"> </w:t>
+        <w:tab/>
       </w:r>
       <w:proofErr w:type="spellStart"/>
       <w:r>
@@ -900,9 +1178,35 @@
           <w:sz w:val="32"/>
           <w:szCs w:val="32"/>
         </w:rPr>
-        <w:t>Kittichokthanawat</w:t>
+        <w:t>Sainan</w:t>
       </w:r>
       <w:proofErr w:type="spellEnd"/>
+    </w:p>
+    <w:p>
+      <w:pPr>
+        <w:tabs>
+          <w:tab w:val="left" w:pos="1560"/>
+          <w:tab w:val="left" w:pos="2694"/>
+          <w:tab w:val="left" w:pos="3686"/>
+          <w:tab w:val="left" w:pos="4253"/>
+          <w:tab w:val="left" w:pos="5529"/>
+        </w:tabs>
+        <w:spacing w:after="0"/>
+        <w:rPr>
+          <w:rFonts w:ascii="TH SarabunPSK" w:hAnsi="TH SarabunPSK" w:cs="TH SarabunPSK" w:hint="cs"/>
+          <w:sz w:val="32"/>
+          <w:szCs w:val="32"/>
+        </w:rPr>
+      </w:pPr>
+      <w:r>
+        <w:rPr>
+          <w:rFonts w:ascii="TH SarabunPSK" w:hAnsi="TH SarabunPSK" w:cs="TH SarabunPSK"/>
+          <w:sz w:val="32"/>
+          <w:szCs w:val="32"/>
+          <w:cs/>
+        </w:rPr>
+        <w:tab/>
+      </w:r>
     </w:p>
     <w:p>
       <w:pPr>
@@ -944,7 +1248,7 @@
       <w:pPr>
         <w:spacing w:after="0"/>
         <w:rPr>
-          <w:rFonts w:ascii="TH SarabunPSK" w:hAnsi="TH SarabunPSK" w:cs="TH SarabunPSK"/>
+          <w:rFonts w:ascii="TH SarabunPSK" w:hAnsi="TH SarabunPSK" w:cs="TH SarabunPSK" w:hint="cs"/>
           <w:b/>
           <w:bCs/>
           <w:sz w:val="40"/>
@@ -955,36 +1259,58 @@
     <w:p>
       <w:pPr>
         <w:spacing w:after="0"/>
-        <w:jc w:val="center"/>
-        <w:rPr>
-          <w:rFonts w:ascii="TH SarabunPSK" w:hAnsi="TH SarabunPSK" w:cs="TH SarabunPSK"/>
-          <w:sz w:val="32"/>
-          <w:szCs w:val="32"/>
-        </w:rPr>
-      </w:pPr>
-    </w:p>
-    <w:p>
-      <w:pPr>
-        <w:spacing w:after="0"/>
-        <w:jc w:val="center"/>
-        <w:rPr>
-          <w:rFonts w:ascii="TH SarabunPSK" w:hAnsi="TH SarabunPSK" w:cs="TH SarabunPSK"/>
-          <w:sz w:val="32"/>
-          <w:szCs w:val="32"/>
-        </w:rPr>
-      </w:pPr>
-      <w:r>
-        <w:rPr>
-          <w:rFonts w:ascii="TH SarabunPSK" w:hAnsi="TH SarabunPSK" w:cs="TH SarabunPSK"/>
-          <w:sz w:val="32"/>
-          <w:szCs w:val="32"/>
-        </w:rPr>
-        <w:t>A Project Report Submitted in Partial Fulfillment of the Requirements for the Degree</w:t>
-      </w:r>
-    </w:p>
-    <w:p>
-      <w:pPr>
-        <w:spacing w:after="0"/>
+        <w:rPr>
+          <w:rFonts w:ascii="TH SarabunPSK" w:hAnsi="TH SarabunPSK" w:cs="TH SarabunPSK"/>
+          <w:b/>
+          <w:bCs/>
+          <w:sz w:val="40"/>
+          <w:szCs w:val="40"/>
+        </w:rPr>
+      </w:pPr>
+    </w:p>
+    <w:p>
+      <w:pPr>
+        <w:spacing w:after="0"/>
+        <w:rPr>
+          <w:rFonts w:ascii="TH SarabunPSK" w:hAnsi="TH SarabunPSK" w:cs="TH SarabunPSK"/>
+          <w:b/>
+          <w:bCs/>
+          <w:sz w:val="40"/>
+          <w:szCs w:val="40"/>
+        </w:rPr>
+      </w:pPr>
+    </w:p>
+    <w:p>
+      <w:pPr>
+        <w:spacing w:after="0" w:line="276" w:lineRule="auto"/>
+        <w:ind w:firstLine="720"/>
+        <w:jc w:val="center"/>
+        <w:rPr>
+          <w:rFonts w:ascii="TH SarabunPSK" w:hAnsi="TH SarabunPSK" w:cs="TH SarabunPSK"/>
+          <w:sz w:val="32"/>
+          <w:szCs w:val="32"/>
+        </w:rPr>
+      </w:pPr>
+      <w:r>
+        <w:rPr>
+          <w:rFonts w:ascii="TH SarabunPSK" w:hAnsi="TH SarabunPSK" w:cs="TH SarabunPSK"/>
+          <w:sz w:val="32"/>
+          <w:szCs w:val="32"/>
+        </w:rPr>
+        <w:t xml:space="preserve">A </w:t>
+      </w:r>
+      <w:r>
+        <w:rPr>
+          <w:rFonts w:ascii="TH SarabunPSK" w:hAnsi="TH SarabunPSK" w:cs="TH SarabunPSK"/>
+          <w:sz w:val="32"/>
+          <w:szCs w:val="32"/>
+        </w:rPr>
+        <w:t>Project Report Submitted in Partial Fulfillment of the Requirements for the Degree</w:t>
+      </w:r>
+    </w:p>
+    <w:p>
+      <w:pPr>
+        <w:spacing w:after="0" w:line="276" w:lineRule="auto"/>
         <w:jc w:val="center"/>
         <w:rPr>
           <w:rFonts w:ascii="TH SarabunPSK" w:hAnsi="TH SarabunPSK" w:cs="TH SarabunPSK"/>
@@ -1003,7 +1329,7 @@
     </w:p>
     <w:p>
       <w:pPr>
-        <w:spacing w:after="0"/>
+        <w:spacing w:after="0" w:line="276" w:lineRule="auto"/>
         <w:jc w:val="center"/>
         <w:rPr>
           <w:rFonts w:ascii="TH SarabunPSK" w:hAnsi="TH SarabunPSK" w:cs="TH SarabunPSK"/>
@@ -1022,7 +1348,7 @@
     </w:p>
     <w:p>
       <w:pPr>
-        <w:spacing w:after="0"/>
+        <w:spacing w:after="0" w:line="276" w:lineRule="auto"/>
         <w:jc w:val="center"/>
         <w:rPr>
           <w:rFonts w:ascii="TH SarabunPSK" w:hAnsi="TH SarabunPSK" w:cs="TH SarabunPSK"/>
@@ -1073,6 +1399,132 @@
           <w:sz w:val="32"/>
           <w:szCs w:val="32"/>
         </w:rPr>
+        <w:t>Klaikangwon</w:t>
+      </w:r>
+      <w:proofErr w:type="spellEnd"/>
+      <w:r>
+        <w:rPr>
+          <w:rFonts w:ascii="TH SarabunPSK" w:hAnsi="TH SarabunPSK" w:cs="TH SarabunPSK"/>
+          <w:sz w:val="32"/>
+          <w:szCs w:val="32"/>
+        </w:rPr>
+        <w:t xml:space="preserve"> Campus </w:t>
+      </w:r>
+    </w:p>
+    <w:p>
+      <w:pPr>
+        <w:spacing w:after="0" w:line="276" w:lineRule="auto"/>
+        <w:jc w:val="center"/>
+        <w:rPr>
+          <w:rFonts w:ascii="TH SarabunPSK" w:hAnsi="TH SarabunPSK" w:cs="TH SarabunPSK"/>
+          <w:sz w:val="32"/>
+          <w:szCs w:val="32"/>
+        </w:rPr>
+      </w:pPr>
+      <w:r>
+        <w:rPr>
+          <w:rFonts w:ascii="TH SarabunPSK" w:hAnsi="TH SarabunPSK" w:cs="TH SarabunPSK"/>
+          <w:sz w:val="32"/>
+          <w:szCs w:val="32"/>
+        </w:rPr>
+        <w:t>Academic Year</w:t>
+      </w:r>
+      <w:r>
+        <w:rPr>
+          <w:rFonts w:ascii="TH SarabunPSK" w:hAnsi="TH SarabunPSK" w:cs="TH SarabunPSK"/>
+          <w:sz w:val="32"/>
+          <w:szCs w:val="32"/>
+        </w:rPr>
+        <w:t xml:space="preserve"> </w:t>
+      </w:r>
+      <w:r>
+        <w:rPr>
+          <w:rFonts w:ascii="TH SarabunPSK" w:hAnsi="TH SarabunPSK" w:cs="TH SarabunPSK"/>
+          <w:sz w:val="32"/>
+          <w:szCs w:val="32"/>
+          <w:cs/>
+        </w:rPr>
+        <w:t>202</w:t>
+      </w:r>
+      <w:r>
+        <w:rPr>
+          <w:rFonts w:ascii="TH SarabunPSK" w:hAnsi="TH SarabunPSK" w:cs="TH SarabunPSK"/>
+          <w:sz w:val="32"/>
+          <w:szCs w:val="32"/>
+        </w:rPr>
+        <w:t>5</w:t>
+      </w:r>
+      <w:r>
+        <w:rPr>
+          <w:rFonts w:ascii="TH SarabunPSK" w:hAnsi="TH SarabunPSK" w:cs="TH SarabunPSK"/>
+          <w:sz w:val="32"/>
+          <w:szCs w:val="32"/>
+          <w:cs/>
+        </w:rPr>
+        <w:t xml:space="preserve"> </w:t>
+      </w:r>
+    </w:p>
+    <w:p>
+      <w:pPr>
+        <w:spacing w:after="0" w:line="276" w:lineRule="auto"/>
+        <w:jc w:val="center"/>
+        <w:rPr>
+          <w:rFonts w:ascii="TH SarabunPSK" w:hAnsi="TH SarabunPSK" w:cs="TH SarabunPSK"/>
+          <w:sz w:val="32"/>
+          <w:szCs w:val="32"/>
+        </w:rPr>
+      </w:pPr>
+      <w:r>
+        <w:rPr>
+          <w:rFonts w:ascii="TH SarabunPSK" w:hAnsi="TH SarabunPSK" w:cs="TH SarabunPSK"/>
+          <w:sz w:val="32"/>
+          <w:szCs w:val="32"/>
+        </w:rPr>
+        <w:t xml:space="preserve">Copyright of </w:t>
+      </w:r>
+      <w:proofErr w:type="spellStart"/>
+      <w:r>
+        <w:rPr>
+          <w:rFonts w:ascii="TH SarabunPSK" w:hAnsi="TH SarabunPSK" w:cs="TH SarabunPSK"/>
+          <w:sz w:val="32"/>
+          <w:szCs w:val="32"/>
+        </w:rPr>
+        <w:t>Rajamangala</w:t>
+      </w:r>
+      <w:proofErr w:type="spellEnd"/>
+      <w:r>
+        <w:rPr>
+          <w:rFonts w:ascii="TH SarabunPSK" w:hAnsi="TH SarabunPSK" w:cs="TH SarabunPSK"/>
+          <w:sz w:val="32"/>
+          <w:szCs w:val="32"/>
+        </w:rPr>
+        <w:t xml:space="preserve"> University of Technology </w:t>
+      </w:r>
+      <w:proofErr w:type="spellStart"/>
+      <w:r>
+        <w:rPr>
+          <w:rFonts w:ascii="TH SarabunPSK" w:hAnsi="TH SarabunPSK" w:cs="TH SarabunPSK"/>
+          <w:sz w:val="32"/>
+          <w:szCs w:val="32"/>
+        </w:rPr>
+        <w:t>Rattanakosin</w:t>
+      </w:r>
+      <w:proofErr w:type="spellEnd"/>
+      <w:r>
+        <w:rPr>
+          <w:rFonts w:ascii="TH SarabunPSK" w:hAnsi="TH SarabunPSK" w:cs="TH SarabunPSK"/>
+          <w:sz w:val="32"/>
+          <w:szCs w:val="32"/>
+        </w:rPr>
+        <w:t xml:space="preserve">. Wang </w:t>
+      </w:r>
+      <w:proofErr w:type="spellStart"/>
+      <w:r>
+        <w:rPr>
+          <w:rFonts w:ascii="TH SarabunPSK" w:hAnsi="TH SarabunPSK" w:cs="TH SarabunPSK"/>
+          <w:sz w:val="32"/>
+          <w:szCs w:val="32"/>
+        </w:rPr>
         <w:t>Klai</w:t>
       </w:r>
       <w:proofErr w:type="spellEnd"/>
@@ -1091,15 +1543,7 @@
           <w:sz w:val="32"/>
           <w:szCs w:val="32"/>
         </w:rPr>
-        <w:t>K</w:t>
-      </w:r>
-      <w:r>
-        <w:rPr>
-          <w:rFonts w:ascii="TH SarabunPSK" w:hAnsi="TH SarabunPSK" w:cs="TH SarabunPSK"/>
-          <w:sz w:val="32"/>
-          <w:szCs w:val="32"/>
-        </w:rPr>
-        <w:t>angwon</w:t>
+        <w:t>Kangwon</w:t>
       </w:r>
       <w:proofErr w:type="spellEnd"/>
       <w:r>
@@ -1108,152 +1552,40 @@
           <w:sz w:val="32"/>
           <w:szCs w:val="32"/>
         </w:rPr>
-        <w:t xml:space="preserve"> Campus</w:t>
-      </w:r>
-    </w:p>
-    <w:p>
-      <w:pPr>
-        <w:spacing w:after="0"/>
-        <w:jc w:val="center"/>
-        <w:rPr>
-          <w:rFonts w:ascii="TH SarabunPSK" w:hAnsi="TH SarabunPSK" w:cs="TH SarabunPSK"/>
-          <w:sz w:val="32"/>
-          <w:szCs w:val="32"/>
-          <w:cs/>
-        </w:rPr>
-      </w:pPr>
-      <w:r>
-        <w:rPr>
-          <w:rFonts w:ascii="TH SarabunPSK" w:hAnsi="TH SarabunPSK" w:cs="TH SarabunPSK"/>
-          <w:sz w:val="32"/>
-          <w:szCs w:val="32"/>
-        </w:rPr>
-        <w:t xml:space="preserve">Academic Year </w:t>
-      </w:r>
-      <w:r>
-        <w:rPr>
-          <w:rFonts w:ascii="TH SarabunPSK" w:hAnsi="TH SarabunPSK" w:cs="TH SarabunPSK"/>
-          <w:sz w:val="32"/>
-          <w:szCs w:val="32"/>
-          <w:cs/>
-        </w:rPr>
-        <w:t>20</w:t>
-      </w:r>
-      <w:r>
-        <w:rPr>
-          <w:rFonts w:ascii="TH SarabunPSK" w:hAnsi="TH SarabunPSK" w:cs="TH SarabunPSK"/>
-          <w:sz w:val="32"/>
-          <w:szCs w:val="32"/>
-        </w:rPr>
-        <w:t>25</w:t>
-      </w:r>
-    </w:p>
-    <w:p>
-      <w:pPr>
-        <w:spacing w:after="0"/>
-        <w:jc w:val="center"/>
-        <w:rPr>
-          <w:rFonts w:ascii="TH SarabunPSK" w:hAnsi="TH SarabunPSK" w:cs="TH SarabunPSK"/>
-          <w:sz w:val="32"/>
-          <w:szCs w:val="32"/>
-        </w:rPr>
-      </w:pPr>
-      <w:r>
-        <w:rPr>
-          <w:rFonts w:ascii="TH SarabunPSK" w:hAnsi="TH SarabunPSK" w:cs="TH SarabunPSK"/>
-          <w:sz w:val="32"/>
-          <w:szCs w:val="32"/>
-        </w:rPr>
-        <w:t xml:space="preserve">Copyright of </w:t>
-      </w:r>
-      <w:proofErr w:type="spellStart"/>
-      <w:r>
-        <w:rPr>
-          <w:rFonts w:ascii="TH SarabunPSK" w:hAnsi="TH SarabunPSK" w:cs="TH SarabunPSK"/>
-          <w:sz w:val="32"/>
-          <w:szCs w:val="32"/>
-        </w:rPr>
-        <w:t>Rajamangala</w:t>
-      </w:r>
-      <w:proofErr w:type="spellEnd"/>
-      <w:r>
-        <w:rPr>
-          <w:rFonts w:ascii="TH SarabunPSK" w:hAnsi="TH SarabunPSK" w:cs="TH SarabunPSK"/>
-          <w:sz w:val="32"/>
-          <w:szCs w:val="32"/>
-        </w:rPr>
-        <w:t xml:space="preserve"> University of Technology </w:t>
-      </w:r>
-      <w:proofErr w:type="spellStart"/>
-      <w:r>
-        <w:rPr>
-          <w:rFonts w:ascii="TH SarabunPSK" w:hAnsi="TH SarabunPSK" w:cs="TH SarabunPSK"/>
-          <w:sz w:val="32"/>
-          <w:szCs w:val="32"/>
-        </w:rPr>
-        <w:t>Rattanakosin</w:t>
-      </w:r>
-      <w:proofErr w:type="spellEnd"/>
-      <w:r>
-        <w:rPr>
-          <w:rFonts w:ascii="TH SarabunPSK" w:hAnsi="TH SarabunPSK" w:cs="TH SarabunPSK"/>
-          <w:sz w:val="32"/>
-          <w:szCs w:val="32"/>
-        </w:rPr>
-        <w:t xml:space="preserve"> Wang </w:t>
-      </w:r>
-      <w:proofErr w:type="spellStart"/>
-      <w:r>
-        <w:rPr>
-          <w:rFonts w:ascii="TH SarabunPSK" w:hAnsi="TH SarabunPSK" w:cs="TH SarabunPSK"/>
-          <w:sz w:val="32"/>
-          <w:szCs w:val="32"/>
-        </w:rPr>
-        <w:t>Klai</w:t>
-      </w:r>
-      <w:proofErr w:type="spellEnd"/>
-      <w:r>
-        <w:rPr>
-          <w:rFonts w:ascii="TH SarabunPSK" w:hAnsi="TH SarabunPSK" w:cs="TH SarabunPSK"/>
-          <w:sz w:val="32"/>
-          <w:szCs w:val="32"/>
-        </w:rPr>
         <w:t xml:space="preserve"> </w:t>
       </w:r>
-      <w:proofErr w:type="spellStart"/>
-      <w:r>
-        <w:rPr>
-          <w:rFonts w:ascii="TH SarabunPSK" w:hAnsi="TH SarabunPSK" w:cs="TH SarabunPSK"/>
-          <w:sz w:val="32"/>
-          <w:szCs w:val="32"/>
-        </w:rPr>
-        <w:t>Kangwon</w:t>
-      </w:r>
-      <w:proofErr w:type="spellEnd"/>
-    </w:p>
-    <w:p>
-      <w:pPr>
-        <w:spacing w:after="0"/>
-        <w:jc w:val="center"/>
-        <w:rPr>
-          <w:rFonts w:ascii="TH SarabunPSK" w:hAnsi="TH SarabunPSK" w:cs="TH SarabunPSK"/>
-          <w:sz w:val="32"/>
-          <w:szCs w:val="32"/>
-          <w:cs/>
-        </w:rPr>
-      </w:pPr>
-      <w:r>
-        <w:rPr>
-          <w:rFonts w:ascii="TH SarabunPSK" w:hAnsi="TH SarabunPSK" w:cs="TH SarabunPSK"/>
-          <w:sz w:val="32"/>
-          <w:szCs w:val="32"/>
-        </w:rPr>
-        <w:t>Campus</w:t>
+    </w:p>
+    <w:p>
+      <w:pPr>
+        <w:spacing w:after="0"/>
+        <w:jc w:val="center"/>
+        <w:rPr>
+          <w:rFonts w:ascii="TH SarabunPSK" w:hAnsi="TH SarabunPSK" w:cs="TH SarabunPSK"/>
+          <w:sz w:val="32"/>
+          <w:szCs w:val="32"/>
+          <w:cs/>
+        </w:rPr>
+      </w:pPr>
+      <w:r>
+        <w:rPr>
+          <w:rFonts w:ascii="TH SarabunPSK" w:hAnsi="TH SarabunPSK" w:cs="TH SarabunPSK"/>
+          <w:sz w:val="32"/>
+          <w:szCs w:val="32"/>
+        </w:rPr>
+        <w:t>Campu</w:t>
+      </w:r>
+      <w:r>
+        <w:rPr>
+          <w:rFonts w:ascii="TH SarabunPSK" w:hAnsi="TH SarabunPSK" w:cs="TH SarabunPSK"/>
+          <w:sz w:val="32"/>
+          <w:szCs w:val="32"/>
+        </w:rPr>
+        <w:t>s</w:t>
       </w:r>
     </w:p>
     <w:sectPr>
       <w:pgSz w:w="11906" w:h="16838"/>
-      <w:pgMar w:top="2160" w:right="1440" w:bottom="1440" w:left="2160" w:header="709" w:footer="709" w:gutter="0"/>
+      <w:pgMar w:top="2160" w:right="1440" w:bottom="1440" w:left="1440" w:header="709" w:footer="709" w:gutter="0"/>
       <w:cols w:space="708"/>
       <w:docGrid w:linePitch="360"/>
     </w:sectPr>
@@ -1262,7 +1594,7 @@
 </file>
 
 <file path=word/endnotes.xml><?xml version="1.0" encoding="utf-8"?>
-<w:endnotes xmlns:wpc="http://schemas.microsoft.com/office/word/2010/wordprocessingCanvas" xmlns:cx="http://schemas.microsoft.com/office/drawing/2014/chartex" xmlns:cx1="http://schemas.microsoft.com/office/drawing/2015/9/8/chartex" xmlns:cx2="http://schemas.microsoft.com/office/drawing/2015/10/21/chartex" xmlns:cx3="http://schemas.microsoft.com/office/drawing/2016/5/9/chartex" xmlns:cx4="http://schemas.microsoft.com/office/drawing/2016/5/10/chartex" xmlns:cx5="http://schemas.microsoft.com/office/drawing/2016/5/11/chartex" xmlns:cx6="http://schemas.microsoft.com/office/drawing/2016/5/12/chartex" xmlns:cx7="http://schemas.microsoft.com/office/drawing/2016/5/13/chartex" xmlns:cx8="http://schemas.microsoft.com/office/drawing/2016/5/14/chartex" xmlns:mc="http://schemas.openxmlformats.org/markup-compatibility/2006" xmlns:aink="http://schemas.microsoft.com/office/drawing/2016/ink" xmlns:am3d="http://schemas.microsoft.com/office/drawing/2017/model3d" xmlns:o="urn:schemas-microsoft-com:office:office" xmlns:r="http://schemas.openxmlformats.org/officeDocument/2006/relationships" xmlns:m="http://schemas.openxmlformats.org/officeDocument/2006/math" xmlns:v="urn:schemas-microsoft-com:vml" xmlns:wp14="http://schemas.microsoft.com/office/word/2010/wordprocessingDrawing" xmlns:wp="http://schemas.openxmlformats.org/drawingml/2006/wordprocessingDrawing" xmlns:w10="urn:schemas-microsoft-com:office:word" xmlns:w="http://schemas.openxmlformats.org/wordprocessingml/2006/main" xmlns:w14="http://schemas.microsoft.com/office/word/2010/wordml" xmlns:w15="http://schemas.microsoft.com/office/word/2012/wordml" xmlns:w16cid="http://schemas.microsoft.com/office/word/2016/wordml/cid" xmlns:w16se="http://schemas.microsoft.com/office/word/2015/wordml/symex" xmlns:wpg="http://schemas.microsoft.com/office/word/2010/wordprocessingGroup" xmlns:wpi="http://schemas.microsoft.com/office/word/2010/wordprocessingInk" xmlns:wne="http://schemas.microsoft.com/office/word/2006/wordml" xmlns:wps="http://schemas.microsoft.com/office/word/2010/wordprocessingShape" mc:Ignorable="w14 w15 w16se w16cid wp14">
+<w:endnotes xmlns:wpc="http://schemas.microsoft.com/office/word/2010/wordprocessingCanvas" xmlns:cx="http://schemas.microsoft.com/office/drawing/2014/chartex" xmlns:cx1="http://schemas.microsoft.com/office/drawing/2015/9/8/chartex" xmlns:cx2="http://schemas.microsoft.com/office/drawing/2015/10/21/chartex" xmlns:cx3="http://schemas.microsoft.com/office/drawing/2016/5/9/chartex" xmlns:cx4="http://schemas.microsoft.com/office/drawing/2016/5/10/chartex" xmlns:cx5="http://schemas.microsoft.com/office/drawing/2016/5/11/chartex" xmlns:cx6="http://schemas.microsoft.com/office/drawing/2016/5/12/chartex" xmlns:cx7="http://schemas.microsoft.com/office/drawing/2016/5/13/chartex" xmlns:cx8="http://schemas.microsoft.com/office/drawing/2016/5/14/chartex" xmlns:mc="http://schemas.openxmlformats.org/markup-compatibility/2006" xmlns:aink="http://schemas.microsoft.com/office/drawing/2016/ink" xmlns:am3d="http://schemas.microsoft.com/office/drawing/2017/model3d" xmlns:o="urn:schemas-microsoft-com:office:office" xmlns:r="http://schemas.openxmlformats.org/officeDocument/2006/relationships" xmlns:m="http://schemas.openxmlformats.org/officeDocument/2006/math" xmlns:v="urn:schemas-microsoft-com:vml" xmlns:wp14="http://schemas.microsoft.com/office/word/2010/wordprocessingDrawing" xmlns:wp="http://schemas.openxmlformats.org/drawingml/2006/wordprocessingDrawing" xmlns:w10="urn:schemas-microsoft-com:office:word" xmlns:w="http://schemas.openxmlformats.org/wordprocessingml/2006/main" xmlns:w14="http://schemas.microsoft.com/office/word/2010/wordml" xmlns:w15="http://schemas.microsoft.com/office/word/2012/wordml" xmlns:w16cex="http://schemas.microsoft.com/office/word/2018/wordml/cex" xmlns:w16cid="http://schemas.microsoft.com/office/word/2016/wordml/cid" xmlns:w16="http://schemas.microsoft.com/office/word/2018/wordml" xmlns:w16sdtdh="http://schemas.microsoft.com/office/word/2020/wordml/sdtdatahash" xmlns:w16se="http://schemas.microsoft.com/office/word/2015/wordml/symex" xmlns:wpg="http://schemas.microsoft.com/office/word/2010/wordprocessingGroup" xmlns:wpi="http://schemas.microsoft.com/office/word/2010/wordprocessingInk" xmlns:wne="http://schemas.microsoft.com/office/word/2006/wordml" xmlns:wps="http://schemas.microsoft.com/office/word/2010/wordprocessingShape" mc:Ignorable="w14 w15 w16se w16cid w16 w16cex w16sdtdh wp14">
   <w:endnote w:type="separator" w:id="-1">
     <w:p>
       <w:pPr>
@@ -1287,7 +1619,7 @@
 </file>
 
 <file path=word/footnotes.xml><?xml version="1.0" encoding="utf-8"?>
-<w:footnotes xmlns:wpc="http://schemas.microsoft.com/office/word/2010/wordprocessingCanvas" xmlns:cx="http://schemas.microsoft.com/office/drawing/2014/chartex" xmlns:cx1="http://schemas.microsoft.com/office/drawing/2015/9/8/chartex" xmlns:cx2="http://schemas.microsoft.com/office/drawing/2015/10/21/chartex" xmlns:cx3="http://schemas.microsoft.com/office/drawing/2016/5/9/chartex" xmlns:cx4="http://schemas.microsoft.com/office/drawing/2016/5/10/chartex" xmlns:cx5="http://schemas.microsoft.com/office/drawing/2016/5/11/chartex" xmlns:cx6="http://schemas.microsoft.com/office/drawing/2016/5/12/chartex" xmlns:cx7="http://schemas.microsoft.com/office/drawing/2016/5/13/chartex" xmlns:cx8="http://schemas.microsoft.com/office/drawing/2016/5/14/chartex" xmlns:mc="http://schemas.openxmlformats.org/markup-compatibility/2006" xmlns:aink="http://schemas.microsoft.com/office/drawing/2016/ink" xmlns:am3d="http://schemas.microsoft.com/office/drawing/2017/model3d" xmlns:o="urn:schemas-microsoft-com:office:office" xmlns:r="http://schemas.openxmlformats.org/officeDocument/2006/relationships" xmlns:m="http://schemas.openxmlformats.org/officeDocument/2006/math" xmlns:v="urn:schemas-microsoft-com:vml" xmlns:wp14="http://schemas.microsoft.com/office/word/2010/wordprocessingDrawing" xmlns:wp="http://schemas.openxmlformats.org/drawingml/2006/wordprocessingDrawing" xmlns:w10="urn:schemas-microsoft-com:office:word" xmlns:w="http://schemas.openxmlformats.org/wordprocessingml/2006/main" xmlns:w14="http://schemas.microsoft.com/office/word/2010/wordml" xmlns:w15="http://schemas.microsoft.com/office/word/2012/wordml" xmlns:w16cid="http://schemas.microsoft.com/office/word/2016/wordml/cid" xmlns:w16se="http://schemas.microsoft.com/office/word/2015/wordml/symex" xmlns:wpg="http://schemas.microsoft.com/office/word/2010/wordprocessingGroup" xmlns:wpi="http://schemas.microsoft.com/office/word/2010/wordprocessingInk" xmlns:wne="http://schemas.microsoft.com/office/word/2006/wordml" xmlns:wps="http://schemas.microsoft.com/office/word/2010/wordprocessingShape" mc:Ignorable="w14 w15 w16se w16cid wp14">
+<w:footnotes xmlns:wpc="http://schemas.microsoft.com/office/word/2010/wordprocessingCanvas" xmlns:cx="http://schemas.microsoft.com/office/drawing/2014/chartex" xmlns:cx1="http://schemas.microsoft.com/office/drawing/2015/9/8/chartex" xmlns:cx2="http://schemas.microsoft.com/office/drawing/2015/10/21/chartex" xmlns:cx3="http://schemas.microsoft.com/office/drawing/2016/5/9/chartex" xmlns:cx4="http://schemas.microsoft.com/office/drawing/2016/5/10/chartex" xmlns:cx5="http://schemas.microsoft.com/office/drawing/2016/5/11/chartex" xmlns:cx6="http://schemas.microsoft.com/office/drawing/2016/5/12/chartex" xmlns:cx7="http://schemas.microsoft.com/office/drawing/2016/5/13/chartex" xmlns:cx8="http://schemas.microsoft.com/office/drawing/2016/5/14/chartex" xmlns:mc="http://schemas.openxmlformats.org/markup-compatibility/2006" xmlns:aink="http://schemas.microsoft.com/office/drawing/2016/ink" xmlns:am3d="http://schemas.microsoft.com/office/drawing/2017/model3d" xmlns:o="urn:schemas-microsoft-com:office:office" xmlns:r="http://schemas.openxmlformats.org/officeDocument/2006/relationships" xmlns:m="http://schemas.openxmlformats.org/officeDocument/2006/math" xmlns:v="urn:schemas-microsoft-com:vml" xmlns:wp14="http://schemas.microsoft.com/office/word/2010/wordprocessingDrawing" xmlns:wp="http://schemas.openxmlformats.org/drawingml/2006/wordprocessingDrawing" xmlns:w10="urn:schemas-microsoft-com:office:word" xmlns:w="http://schemas.openxmlformats.org/wordprocessingml/2006/main" xmlns:w14="http://schemas.microsoft.com/office/word/2010/wordml" xmlns:w15="http://schemas.microsoft.com/office/word/2012/wordml" xmlns:w16cex="http://schemas.microsoft.com/office/word/2018/wordml/cex" xmlns:w16cid="http://schemas.microsoft.com/office/word/2016/wordml/cid" xmlns:w16="http://schemas.microsoft.com/office/word/2018/wordml" xmlns:w16sdtdh="http://schemas.microsoft.com/office/word/2020/wordml/sdtdatahash" xmlns:w16se="http://schemas.microsoft.com/office/word/2015/wordml/symex" xmlns:wpg="http://schemas.microsoft.com/office/word/2010/wordprocessingGroup" xmlns:wpi="http://schemas.microsoft.com/office/word/2010/wordprocessingInk" xmlns:wne="http://schemas.microsoft.com/office/word/2006/wordml" xmlns:wps="http://schemas.microsoft.com/office/word/2010/wordprocessingShape" mc:Ignorable="w14 w15 w16se w16cid w16 w16cex w16sdtdh wp14">
   <w:footnote w:type="separator" w:id="-1">
     <w:p>
       <w:pPr>
@@ -1312,7 +1644,7 @@
 </file>
 
 <file path=word/styles.xml><?xml version="1.0" encoding="utf-8"?>
-<w:styles xmlns:mc="http://schemas.openxmlformats.org/markup-compatibility/2006" xmlns:r="http://schemas.openxmlformats.org/officeDocument/2006/relationships" xmlns:w="http://schemas.openxmlformats.org/wordprocessingml/2006/main" xmlns:w14="http://schemas.microsoft.com/office/word/2010/wordml" xmlns:w15="http://schemas.microsoft.com/office/word/2012/wordml" xmlns:w16cid="http://schemas.microsoft.com/office/word/2016/wordml/cid" xmlns:w16se="http://schemas.microsoft.com/office/word/2015/wordml/symex" mc:Ignorable="w14 w15 w16se w16cid">
+<w:styles xmlns:mc="http://schemas.openxmlformats.org/markup-compatibility/2006" xmlns:r="http://schemas.openxmlformats.org/officeDocument/2006/relationships" xmlns:w="http://schemas.openxmlformats.org/wordprocessingml/2006/main" xmlns:w14="http://schemas.microsoft.com/office/word/2010/wordml" xmlns:w15="http://schemas.microsoft.com/office/word/2012/wordml" xmlns:w16cex="http://schemas.microsoft.com/office/word/2018/wordml/cex" xmlns:w16cid="http://schemas.microsoft.com/office/word/2016/wordml/cid" xmlns:w16="http://schemas.microsoft.com/office/word/2018/wordml" xmlns:w16sdtdh="http://schemas.microsoft.com/office/word/2020/wordml/sdtdatahash" xmlns:w16se="http://schemas.microsoft.com/office/word/2015/wordml/symex" mc:Ignorable="w14 w15 w16se w16cid w16 w16cex w16sdtdh">
   <w:docDefaults>
     <w:rPrDefault>
       <w:rPr>
@@ -1330,7 +1662,7 @@
       </w:pPr>
     </w:pPrDefault>
   </w:docDefaults>
-  <w:latentStyles w:defLockedState="0" w:defUIPriority="99" w:defSemiHidden="0" w:defUnhideWhenUsed="0" w:defQFormat="0" w:count="375">
+  <w:latentStyles w:defLockedState="0" w:defUIPriority="99" w:defSemiHidden="0" w:defUnhideWhenUsed="0" w:defQFormat="0" w:count="376">
     <w:lsdException w:name="Normal" w:uiPriority="0" w:qFormat="1"/>
     <w:lsdException w:name="heading 1" w:uiPriority="9" w:qFormat="1"/>
     <w:lsdException w:name="heading 2" w:semiHidden="1" w:uiPriority="9" w:unhideWhenUsed="1" w:qFormat="1"/>
@@ -1436,7 +1768,6 @@
     <w:lsdException w:name="HTML Sample" w:semiHidden="1" w:unhideWhenUsed="1"/>
     <w:lsdException w:name="HTML Typewriter" w:semiHidden="1" w:unhideWhenUsed="1"/>
     <w:lsdException w:name="HTML Variable" w:semiHidden="1" w:unhideWhenUsed="1"/>
-    <w:lsdException w:name="Normal Table" w:semiHidden="1" w:unhideWhenUsed="1"/>
     <w:lsdException w:name="annotation subject" w:semiHidden="1" w:unhideWhenUsed="1"/>
     <w:lsdException w:name="No List" w:semiHidden="1" w:unhideWhenUsed="1"/>
     <w:lsdException w:name="Outline List 1" w:semiHidden="1" w:unhideWhenUsed="1"/>
@@ -1483,10 +1814,8 @@
     <w:lsdException w:name="Table Subtle 2" w:semiHidden="1" w:unhideWhenUsed="1"/>
     <w:lsdException w:name="Table Web 1" w:semiHidden="1" w:unhideWhenUsed="1"/>
     <w:lsdException w:name="Table Web 2" w:semiHidden="1" w:unhideWhenUsed="1"/>
-    <w:lsdException w:name="Table Web 3" w:semiHidden="1" w:unhideWhenUsed="1"/>
     <w:lsdException w:name="Balloon Text" w:semiHidden="1" w:unhideWhenUsed="1"/>
     <w:lsdException w:name="Table Grid" w:uiPriority="39"/>
-    <w:lsdException w:name="Table Theme" w:semiHidden="1" w:unhideWhenUsed="1"/>
     <w:lsdException w:name="Placeholder Text" w:semiHidden="1"/>
     <w:lsdException w:name="No Spacing" w:uiPriority="1" w:qFormat="1"/>
     <w:lsdException w:name="Light Shading" w:uiPriority="60"/>
@@ -1706,10 +2035,12 @@
     <w:lsdException w:name="Smart Hyperlink" w:semiHidden="1" w:unhideWhenUsed="1"/>
     <w:lsdException w:name="Hashtag" w:semiHidden="1" w:unhideWhenUsed="1"/>
     <w:lsdException w:name="Unresolved Mention" w:semiHidden="1" w:unhideWhenUsed="1"/>
+    <w:lsdException w:name="Smart Link" w:semiHidden="1" w:unhideWhenUsed="1"/>
   </w:latentStyles>
   <w:style w:type="paragraph" w:default="1" w:styleId="Normal">
     <w:name w:val="Normal"/>
     <w:qFormat/>
+    <w:rsid w:val="00FE0853"/>
     <w:rPr>
       <w:rFonts w:cs="Angsana New"/>
     </w:rPr>
